--- a/Exam Work/Data Dictionary.docx
+++ b/Exam Work/Data Dictionary.docx
@@ -5,7 +5,9 @@
     <w:sdt>
       <w:sdtPr>
         <w:rPr>
+          <w:rFonts w:eastAsiaTheme="minorHAnsi"/>
           <w:color w:val="4472C4" w:themeColor="accent1"/>
+          <w:lang w:eastAsia="en-US"/>
         </w:rPr>
         <w:id w:val="1166973660"/>
         <w:docPartObj>
@@ -15,11 +17,10 @@
       </w:sdtPr>
       <w:sdtEndPr>
         <w:rPr>
-          <w:rFonts w:eastAsiaTheme="minorHAnsi" w:cstheme="minorHAnsi"/>
+          <w:rFonts w:cstheme="minorHAnsi"/>
           <w:color w:val="auto"/>
           <w:sz w:val="28"/>
           <w:szCs w:val="28"/>
-          <w:lang w:eastAsia="en-US"/>
         </w:rPr>
       </w:sdtEndPr>
       <w:sdtContent>
@@ -151,7 +152,7 @@
                   <w:sz w:val="72"/>
                   <w:szCs w:val="72"/>
                 </w:rPr>
-                <w:t xml:space="preserve">dATA dICTIONARY </w:t>
+                <w:t>dATA dICTIONARY</w:t>
               </w:r>
             </w:p>
           </w:sdtContent>
@@ -173,6 +174,7 @@
             <w:dataBinding w:prefixMappings="xmlns:ns0='http://purl.org/dc/elements/1.1/' xmlns:ns1='http://schemas.openxmlformats.org/package/2006/metadata/core-properties' " w:xpath="/ns1:coreProperties[1]/ns0:subject[1]" w:storeItemID="{6C3C8BC8-F283-45AE-878A-BAB7291924A1}"/>
             <w:text/>
           </w:sdtPr>
+          <w:sdtEndPr/>
           <w:sdtContent>
             <w:p>
               <w:pPr>
@@ -289,6 +291,7 @@
                                     <w:calendar w:val="gregorian"/>
                                   </w:date>
                                 </w:sdtPr>
+                                <w:sdtEndPr/>
                                 <w:sdtContent>
                                   <w:p>
                                     <w:pPr>
@@ -338,6 +341,7 @@
                                     <w:dataBinding w:prefixMappings="xmlns:ns0='http://schemas.openxmlformats.org/officeDocument/2006/extended-properties' " w:xpath="/ns0:Properties[1]/ns0:Company[1]" w:storeItemID="{6668398D-A668-4E3E-A5EB-62B293D839F1}"/>
                                     <w:text/>
                                   </w:sdtPr>
+                                  <w:sdtEndPr/>
                                   <w:sdtContent>
                                     <w:r>
                                       <w:rPr>
@@ -347,7 +351,7 @@
                                         <w:sz w:val="28"/>
                                         <w:szCs w:val="28"/>
                                       </w:rPr>
-                                      <w:t xml:space="preserve">GREENFIELD LOCAL HUB     </w:t>
+                                      <w:t>GREENFIELD LOCAL HUB</w:t>
                                     </w:r>
                                   </w:sdtContent>
                                 </w:sdt>
@@ -372,6 +376,7 @@
                                     <w:dataBinding w:prefixMappings="xmlns:ns0='http://schemas.microsoft.com/office/2006/coverPageProps' " w:xpath="/ns0:CoverPageProperties[1]/ns0:CompanyAddress[1]" w:storeItemID="{55AF091B-3C7A-41E3-B477-F2FDAA23CFDA}"/>
                                     <w:text/>
                                   </w:sdtPr>
+                                  <w:sdtEndPr/>
                                   <w:sdtContent>
                                     <w:r>
                                       <w:rPr>
@@ -431,6 +436,7 @@
                               <w:calendar w:val="gregorian"/>
                             </w:date>
                           </w:sdtPr>
+                          <w:sdtEndPr/>
                           <w:sdtContent>
                             <w:p>
                               <w:pPr>
@@ -480,6 +486,7 @@
                               <w:dataBinding w:prefixMappings="xmlns:ns0='http://schemas.openxmlformats.org/officeDocument/2006/extended-properties' " w:xpath="/ns0:Properties[1]/ns0:Company[1]" w:storeItemID="{6668398D-A668-4E3E-A5EB-62B293D839F1}"/>
                               <w:text/>
                             </w:sdtPr>
+                            <w:sdtEndPr/>
                             <w:sdtContent>
                               <w:r>
                                 <w:rPr>
@@ -489,7 +496,7 @@
                                   <w:sz w:val="28"/>
                                   <w:szCs w:val="28"/>
                                 </w:rPr>
-                                <w:t xml:space="preserve">GREENFIELD LOCAL HUB     </w:t>
+                                <w:t>GREENFIELD LOCAL HUB</w:t>
                               </w:r>
                             </w:sdtContent>
                           </w:sdt>
@@ -514,6 +521,7 @@
                               <w:dataBinding w:prefixMappings="xmlns:ns0='http://schemas.microsoft.com/office/2006/coverPageProps' " w:xpath="/ns0:CoverPageProperties[1]/ns0:CompanyAddress[1]" w:storeItemID="{55AF091B-3C7A-41E3-B477-F2FDAA23CFDA}"/>
                               <w:text/>
                             </w:sdtPr>
+                            <w:sdtEndPr/>
                             <w:sdtContent>
                               <w:r>
                                 <w:rPr>
@@ -4550,6 +4558,14 @@
                 <w:szCs w:val="28"/>
               </w:rPr>
             </w:pPr>
+            <w:r>
+              <w:rPr>
+                <w:rFonts w:cstheme="minorHAnsi"/>
+                <w:sz w:val="28"/>
+                <w:szCs w:val="28"/>
+              </w:rPr>
+              <w:t>User id</w:t>
+            </w:r>
           </w:p>
         </w:tc>
         <w:tc>
@@ -4896,7 +4912,7 @@
       <w:tr>
         <w:tc>
           <w:tcPr>
-            <w:tcW w:w="2150" w:type="dxa"/>
+            <w:tcW w:w="2499" w:type="dxa"/>
           </w:tcPr>
           <w:p>
             <w:pPr>
@@ -4918,7 +4934,7 @@
         </w:tc>
         <w:tc>
           <w:tcPr>
-            <w:tcW w:w="1224" w:type="dxa"/>
+            <w:tcW w:w="832" w:type="dxa"/>
           </w:tcPr>
           <w:p>
             <w:pPr>
@@ -4940,7 +4956,7 @@
         </w:tc>
         <w:tc>
           <w:tcPr>
-            <w:tcW w:w="1330" w:type="dxa"/>
+            <w:tcW w:w="1176" w:type="dxa"/>
           </w:tcPr>
           <w:p>
             <w:pPr>
@@ -4962,7 +4978,7 @@
         </w:tc>
         <w:tc>
           <w:tcPr>
-            <w:tcW w:w="1274" w:type="dxa"/>
+            <w:tcW w:w="1442" w:type="dxa"/>
           </w:tcPr>
           <w:p>
             <w:pPr>
@@ -4984,7 +5000,7 @@
         </w:tc>
         <w:tc>
           <w:tcPr>
-            <w:tcW w:w="1365" w:type="dxa"/>
+            <w:tcW w:w="1130" w:type="dxa"/>
           </w:tcPr>
           <w:p>
             <w:pPr>
@@ -5006,7 +5022,7 @@
         </w:tc>
         <w:tc>
           <w:tcPr>
-            <w:tcW w:w="1673" w:type="dxa"/>
+            <w:tcW w:w="1937" w:type="dxa"/>
           </w:tcPr>
           <w:p>
             <w:pPr>
@@ -5030,7 +5046,7 @@
       <w:tr>
         <w:tc>
           <w:tcPr>
-            <w:tcW w:w="2150" w:type="dxa"/>
+            <w:tcW w:w="2499" w:type="dxa"/>
           </w:tcPr>
           <w:p>
             <w:pPr>
@@ -5062,7 +5078,7 @@
         </w:tc>
         <w:tc>
           <w:tcPr>
-            <w:tcW w:w="1224" w:type="dxa"/>
+            <w:tcW w:w="832" w:type="dxa"/>
           </w:tcPr>
           <w:p>
             <w:pPr>
@@ -5084,7 +5100,7 @@
         </w:tc>
         <w:tc>
           <w:tcPr>
-            <w:tcW w:w="1330" w:type="dxa"/>
+            <w:tcW w:w="1176" w:type="dxa"/>
           </w:tcPr>
           <w:p>
             <w:pPr>
@@ -5106,21 +5122,21 @@
         </w:tc>
         <w:tc>
           <w:tcPr>
-            <w:tcW w:w="1274" w:type="dxa"/>
-          </w:tcPr>
-          <w:p>
-            <w:pPr>
-              <w:rPr>
-                <w:rFonts w:cstheme="minorHAnsi"/>
-                <w:sz w:val="28"/>
-                <w:szCs w:val="28"/>
-              </w:rPr>
-            </w:pPr>
-          </w:p>
-        </w:tc>
-        <w:tc>
-          <w:tcPr>
-            <w:tcW w:w="1365" w:type="dxa"/>
+            <w:tcW w:w="1442" w:type="dxa"/>
+          </w:tcPr>
+          <w:p>
+            <w:pPr>
+              <w:rPr>
+                <w:rFonts w:cstheme="minorHAnsi"/>
+                <w:sz w:val="28"/>
+                <w:szCs w:val="28"/>
+              </w:rPr>
+            </w:pPr>
+          </w:p>
+        </w:tc>
+        <w:tc>
+          <w:tcPr>
+            <w:tcW w:w="1130" w:type="dxa"/>
           </w:tcPr>
           <w:p>
             <w:pPr>
@@ -5142,7 +5158,7 @@
         </w:tc>
         <w:tc>
           <w:tcPr>
-            <w:tcW w:w="1673" w:type="dxa"/>
+            <w:tcW w:w="1937" w:type="dxa"/>
           </w:tcPr>
           <w:p>
             <w:pPr>
@@ -5166,7 +5182,7 @@
       <w:tr>
         <w:tc>
           <w:tcPr>
-            <w:tcW w:w="2150" w:type="dxa"/>
+            <w:tcW w:w="2499" w:type="dxa"/>
           </w:tcPr>
           <w:p>
             <w:pPr>
@@ -5198,7 +5214,7 @@
         </w:tc>
         <w:tc>
           <w:tcPr>
-            <w:tcW w:w="1224" w:type="dxa"/>
+            <w:tcW w:w="832" w:type="dxa"/>
           </w:tcPr>
           <w:p>
             <w:pPr>
@@ -5220,7 +5236,7 @@
         </w:tc>
         <w:tc>
           <w:tcPr>
-            <w:tcW w:w="1330" w:type="dxa"/>
+            <w:tcW w:w="1176" w:type="dxa"/>
           </w:tcPr>
           <w:p>
             <w:pPr>
@@ -5242,21 +5258,21 @@
         </w:tc>
         <w:tc>
           <w:tcPr>
-            <w:tcW w:w="1274" w:type="dxa"/>
-          </w:tcPr>
-          <w:p>
-            <w:pPr>
-              <w:rPr>
-                <w:rFonts w:cstheme="minorHAnsi"/>
-                <w:sz w:val="28"/>
-                <w:szCs w:val="28"/>
-              </w:rPr>
-            </w:pPr>
-          </w:p>
-        </w:tc>
-        <w:tc>
-          <w:tcPr>
-            <w:tcW w:w="1365" w:type="dxa"/>
+            <w:tcW w:w="1442" w:type="dxa"/>
+          </w:tcPr>
+          <w:p>
+            <w:pPr>
+              <w:rPr>
+                <w:rFonts w:cstheme="minorHAnsi"/>
+                <w:sz w:val="28"/>
+                <w:szCs w:val="28"/>
+              </w:rPr>
+            </w:pPr>
+          </w:p>
+        </w:tc>
+        <w:tc>
+          <w:tcPr>
+            <w:tcW w:w="1130" w:type="dxa"/>
           </w:tcPr>
           <w:p>
             <w:pPr>
@@ -5278,7 +5294,7 @@
         </w:tc>
         <w:tc>
           <w:tcPr>
-            <w:tcW w:w="1673" w:type="dxa"/>
+            <w:tcW w:w="1937" w:type="dxa"/>
           </w:tcPr>
           <w:p>
             <w:pPr>
@@ -5302,7 +5318,7 @@
       <w:tr>
         <w:tc>
           <w:tcPr>
-            <w:tcW w:w="2150" w:type="dxa"/>
+            <w:tcW w:w="2499" w:type="dxa"/>
           </w:tcPr>
           <w:p>
             <w:pPr>
@@ -5326,7 +5342,7 @@
         </w:tc>
         <w:tc>
           <w:tcPr>
-            <w:tcW w:w="1224" w:type="dxa"/>
+            <w:tcW w:w="832" w:type="dxa"/>
           </w:tcPr>
           <w:p>
             <w:pPr>
@@ -5348,7 +5364,7 @@
         </w:tc>
         <w:tc>
           <w:tcPr>
-            <w:tcW w:w="1330" w:type="dxa"/>
+            <w:tcW w:w="1176" w:type="dxa"/>
           </w:tcPr>
           <w:p>
             <w:pPr>
@@ -5370,35 +5386,35 @@
         </w:tc>
         <w:tc>
           <w:tcPr>
-            <w:tcW w:w="1274" w:type="dxa"/>
-          </w:tcPr>
-          <w:p>
-            <w:pPr>
-              <w:rPr>
-                <w:rFonts w:cstheme="minorHAnsi"/>
-                <w:sz w:val="28"/>
-                <w:szCs w:val="28"/>
-              </w:rPr>
-            </w:pPr>
-          </w:p>
-        </w:tc>
-        <w:tc>
-          <w:tcPr>
-            <w:tcW w:w="1365" w:type="dxa"/>
-          </w:tcPr>
-          <w:p>
-            <w:pPr>
-              <w:rPr>
-                <w:rFonts w:cstheme="minorHAnsi"/>
-                <w:sz w:val="28"/>
-                <w:szCs w:val="28"/>
-              </w:rPr>
-            </w:pPr>
-          </w:p>
-        </w:tc>
-        <w:tc>
-          <w:tcPr>
-            <w:tcW w:w="1673" w:type="dxa"/>
+            <w:tcW w:w="1442" w:type="dxa"/>
+          </w:tcPr>
+          <w:p>
+            <w:pPr>
+              <w:rPr>
+                <w:rFonts w:cstheme="minorHAnsi"/>
+                <w:sz w:val="28"/>
+                <w:szCs w:val="28"/>
+              </w:rPr>
+            </w:pPr>
+          </w:p>
+        </w:tc>
+        <w:tc>
+          <w:tcPr>
+            <w:tcW w:w="1130" w:type="dxa"/>
+          </w:tcPr>
+          <w:p>
+            <w:pPr>
+              <w:rPr>
+                <w:rFonts w:cstheme="minorHAnsi"/>
+                <w:sz w:val="28"/>
+                <w:szCs w:val="28"/>
+              </w:rPr>
+            </w:pPr>
+          </w:p>
+        </w:tc>
+        <w:tc>
+          <w:tcPr>
+            <w:tcW w:w="1937" w:type="dxa"/>
           </w:tcPr>
           <w:p>
             <w:pPr>
@@ -5414,7 +5430,7 @@
       <w:tr>
         <w:tc>
           <w:tcPr>
-            <w:tcW w:w="2150" w:type="dxa"/>
+            <w:tcW w:w="2499" w:type="dxa"/>
           </w:tcPr>
           <w:p>
             <w:pPr>
@@ -5446,7 +5462,7 @@
         </w:tc>
         <w:tc>
           <w:tcPr>
-            <w:tcW w:w="1224" w:type="dxa"/>
+            <w:tcW w:w="832" w:type="dxa"/>
           </w:tcPr>
           <w:p>
             <w:pPr>
@@ -5468,7 +5484,7 @@
         </w:tc>
         <w:tc>
           <w:tcPr>
-            <w:tcW w:w="1330" w:type="dxa"/>
+            <w:tcW w:w="1176" w:type="dxa"/>
           </w:tcPr>
           <w:p>
             <w:pPr>
@@ -5490,21 +5506,29 @@
         </w:tc>
         <w:tc>
           <w:tcPr>
-            <w:tcW w:w="1274" w:type="dxa"/>
-          </w:tcPr>
-          <w:p>
-            <w:pPr>
-              <w:rPr>
-                <w:rFonts w:cstheme="minorHAnsi"/>
-                <w:sz w:val="28"/>
-                <w:szCs w:val="28"/>
-              </w:rPr>
-            </w:pPr>
-          </w:p>
-        </w:tc>
-        <w:tc>
-          <w:tcPr>
-            <w:tcW w:w="1365" w:type="dxa"/>
+            <w:tcW w:w="1442" w:type="dxa"/>
+          </w:tcPr>
+          <w:p>
+            <w:pPr>
+              <w:rPr>
+                <w:rFonts w:cstheme="minorHAnsi"/>
+                <w:sz w:val="28"/>
+                <w:szCs w:val="28"/>
+              </w:rPr>
+            </w:pPr>
+            <w:r>
+              <w:rPr>
+                <w:rFonts w:cstheme="minorHAnsi"/>
+                <w:sz w:val="28"/>
+                <w:szCs w:val="28"/>
+              </w:rPr>
+              <w:t>User id</w:t>
+            </w:r>
+          </w:p>
+        </w:tc>
+        <w:tc>
+          <w:tcPr>
+            <w:tcW w:w="1130" w:type="dxa"/>
           </w:tcPr>
           <w:p>
             <w:pPr>
@@ -5538,7 +5562,7 @@
         </w:tc>
         <w:tc>
           <w:tcPr>
-            <w:tcW w:w="1673" w:type="dxa"/>
+            <w:tcW w:w="1937" w:type="dxa"/>
           </w:tcPr>
           <w:p>
             <w:pPr>
@@ -5815,6 +5839,14 @@
                 <w:szCs w:val="28"/>
               </w:rPr>
             </w:pPr>
+            <w:r>
+              <w:rPr>
+                <w:rFonts w:cstheme="minorHAnsi"/>
+                <w:sz w:val="28"/>
+                <w:szCs w:val="28"/>
+              </w:rPr>
+              <w:t>User id</w:t>
+            </w:r>
           </w:p>
         </w:tc>
         <w:tc>
@@ -6604,6 +6636,22 @@
                 <w:szCs w:val="28"/>
               </w:rPr>
             </w:pPr>
+            <w:r>
+              <w:rPr>
+                <w:rFonts w:cstheme="minorHAnsi"/>
+                <w:sz w:val="28"/>
+                <w:szCs w:val="28"/>
+              </w:rPr>
+              <w:t>Unique per</w:t>
+            </w:r>
+            <w:r>
+              <w:rPr>
+                <w:rFonts w:cstheme="minorHAnsi"/>
+                <w:sz w:val="28"/>
+                <w:szCs w:val="28"/>
+              </w:rPr>
+              <w:t xml:space="preserve"> Product</w:t>
+            </w:r>
           </w:p>
         </w:tc>
         <w:tc>
@@ -6722,6 +6770,14 @@
                 <w:szCs w:val="28"/>
               </w:rPr>
             </w:pPr>
+            <w:r>
+              <w:rPr>
+                <w:rFonts w:cstheme="minorHAnsi"/>
+                <w:sz w:val="28"/>
+                <w:szCs w:val="28"/>
+              </w:rPr>
+              <w:t>Max 128 chars</w:t>
+            </w:r>
           </w:p>
         </w:tc>
         <w:tc>
@@ -6882,6 +6938,7 @@
                 <w:sz w:val="28"/>
                 <w:szCs w:val="28"/>
               </w:rPr>
+              <w:lastRenderedPageBreak/>
               <w:t>ProductsBasket</w:t>
             </w:r>
             <w:proofErr w:type="spellEnd"/>
@@ -7057,7 +7114,6 @@
                 <w:sz w:val="28"/>
                 <w:szCs w:val="28"/>
               </w:rPr>
-              <w:lastRenderedPageBreak/>
               <w:t>ICollection</w:t>
             </w:r>
             <w:proofErr w:type="spellEnd"/>
@@ -7300,12 +7356,12 @@
         <w:tblLook w:val="04A0" w:firstRow="1" w:lastRow="0" w:firstColumn="1" w:lastColumn="0" w:noHBand="0" w:noVBand="1"/>
       </w:tblPr>
       <w:tblGrid>
-        <w:gridCol w:w="1979"/>
-        <w:gridCol w:w="1170"/>
-        <w:gridCol w:w="1287"/>
-        <w:gridCol w:w="1119"/>
-        <w:gridCol w:w="1391"/>
-        <w:gridCol w:w="2070"/>
+        <w:gridCol w:w="1886"/>
+        <w:gridCol w:w="1066"/>
+        <w:gridCol w:w="1196"/>
+        <w:gridCol w:w="1009"/>
+        <w:gridCol w:w="1886"/>
+        <w:gridCol w:w="1973"/>
       </w:tblGrid>
       <w:tr>
         <w:tc>
@@ -7552,6 +7608,40 @@
                 <w:szCs w:val="28"/>
               </w:rPr>
             </w:pPr>
+            <w:r>
+              <w:rPr>
+                <w:rFonts w:cstheme="minorHAnsi"/>
+                <w:sz w:val="28"/>
+                <w:szCs w:val="28"/>
+              </w:rPr>
+              <w:t>Unique per</w:t>
+            </w:r>
+            <w:r>
+              <w:rPr>
+                <w:rFonts w:cstheme="minorHAnsi"/>
+                <w:sz w:val="28"/>
+                <w:szCs w:val="28"/>
+              </w:rPr>
+              <w:t xml:space="preserve"> </w:t>
+            </w:r>
+            <w:proofErr w:type="spellStart"/>
+            <w:r>
+              <w:rPr>
+                <w:rFonts w:cstheme="minorHAnsi"/>
+                <w:sz w:val="28"/>
+                <w:szCs w:val="28"/>
+              </w:rPr>
+              <w:t>ProductsBasket</w:t>
+            </w:r>
+            <w:proofErr w:type="spellEnd"/>
+            <w:r>
+              <w:rPr>
+                <w:rFonts w:cstheme="minorHAnsi"/>
+                <w:sz w:val="28"/>
+                <w:szCs w:val="28"/>
+              </w:rPr>
+              <w:t xml:space="preserve"> </w:t>
+            </w:r>
           </w:p>
         </w:tc>
         <w:tc>
@@ -8340,6 +8430,22 @@
                 <w:szCs w:val="28"/>
               </w:rPr>
             </w:pPr>
+            <w:r>
+              <w:rPr>
+                <w:rFonts w:cstheme="minorHAnsi"/>
+                <w:sz w:val="28"/>
+                <w:szCs w:val="28"/>
+              </w:rPr>
+              <w:t>Unique per</w:t>
+            </w:r>
+            <w:r>
+              <w:rPr>
+                <w:rFonts w:cstheme="minorHAnsi"/>
+                <w:sz w:val="28"/>
+                <w:szCs w:val="28"/>
+              </w:rPr>
+              <w:t xml:space="preserve"> User</w:t>
+            </w:r>
           </w:p>
         </w:tc>
         <w:tc>
@@ -8574,6 +8680,14 @@
                 <w:szCs w:val="28"/>
               </w:rPr>
             </w:pPr>
+            <w:r>
+              <w:rPr>
+                <w:rFonts w:cstheme="minorHAnsi"/>
+                <w:sz w:val="28"/>
+                <w:szCs w:val="28"/>
+              </w:rPr>
+              <w:t>User id</w:t>
+            </w:r>
           </w:p>
         </w:tc>
         <w:tc>
@@ -8961,6 +9075,7 @@
                 <w:sz w:val="28"/>
                 <w:szCs w:val="28"/>
               </w:rPr>
+              <w:lastRenderedPageBreak/>
               <w:t>OrderId</w:t>
             </w:r>
             <w:proofErr w:type="spellEnd"/>
@@ -9044,6 +9159,22 @@
                 <w:szCs w:val="28"/>
               </w:rPr>
             </w:pPr>
+            <w:r>
+              <w:rPr>
+                <w:rFonts w:cstheme="minorHAnsi"/>
+                <w:sz w:val="28"/>
+                <w:szCs w:val="28"/>
+              </w:rPr>
+              <w:t>Unique per</w:t>
+            </w:r>
+            <w:r>
+              <w:rPr>
+                <w:rFonts w:cstheme="minorHAnsi"/>
+                <w:sz w:val="28"/>
+                <w:szCs w:val="28"/>
+              </w:rPr>
+              <w:t xml:space="preserve"> User</w:t>
+            </w:r>
           </w:p>
         </w:tc>
         <w:tc>
@@ -9388,6 +9519,14 @@
                 <w:szCs w:val="28"/>
               </w:rPr>
             </w:pPr>
+            <w:r>
+              <w:rPr>
+                <w:rFonts w:cstheme="minorHAnsi"/>
+                <w:sz w:val="28"/>
+                <w:szCs w:val="28"/>
+              </w:rPr>
+              <w:t>User id</w:t>
+            </w:r>
           </w:p>
         </w:tc>
         <w:tc>
@@ -9980,6 +10119,22 @@
                 <w:szCs w:val="28"/>
               </w:rPr>
             </w:pPr>
+            <w:r>
+              <w:rPr>
+                <w:rFonts w:cstheme="minorHAnsi"/>
+                <w:sz w:val="28"/>
+                <w:szCs w:val="28"/>
+              </w:rPr>
+              <w:t>Unique per</w:t>
+            </w:r>
+            <w:r>
+              <w:rPr>
+                <w:rFonts w:cstheme="minorHAnsi"/>
+                <w:sz w:val="28"/>
+                <w:szCs w:val="28"/>
+              </w:rPr>
+              <w:t xml:space="preserve"> User</w:t>
+            </w:r>
           </w:p>
         </w:tc>
         <w:tc>
@@ -10859,6 +11014,22 @@
                 <w:szCs w:val="28"/>
               </w:rPr>
             </w:pPr>
+            <w:r>
+              <w:rPr>
+                <w:rFonts w:cstheme="minorHAnsi"/>
+                <w:sz w:val="28"/>
+                <w:szCs w:val="28"/>
+              </w:rPr>
+              <w:t>Unique per</w:t>
+            </w:r>
+            <w:r>
+              <w:rPr>
+                <w:rFonts w:cstheme="minorHAnsi"/>
+                <w:sz w:val="28"/>
+                <w:szCs w:val="28"/>
+              </w:rPr>
+              <w:t xml:space="preserve"> User</w:t>
+            </w:r>
           </w:p>
         </w:tc>
         <w:tc>
@@ -10977,6 +11148,14 @@
                 <w:szCs w:val="28"/>
               </w:rPr>
             </w:pPr>
+            <w:r>
+              <w:rPr>
+                <w:rFonts w:cstheme="minorHAnsi"/>
+                <w:sz w:val="28"/>
+                <w:szCs w:val="28"/>
+              </w:rPr>
+              <w:t>Max 128 chars</w:t>
+            </w:r>
           </w:p>
         </w:tc>
         <w:tc>
@@ -11678,6 +11857,7 @@
                 <w:sz w:val="28"/>
                 <w:szCs w:val="28"/>
               </w:rPr>
+              <w:lastRenderedPageBreak/>
               <w:t>Deliveryinfo</w:t>
             </w:r>
             <w:proofErr w:type="spellEnd"/>
@@ -11761,6 +11941,22 @@
                 <w:szCs w:val="28"/>
               </w:rPr>
             </w:pPr>
+            <w:r>
+              <w:rPr>
+                <w:rFonts w:cstheme="minorHAnsi"/>
+                <w:sz w:val="28"/>
+                <w:szCs w:val="28"/>
+              </w:rPr>
+              <w:t>Unique per</w:t>
+            </w:r>
+            <w:r>
+              <w:rPr>
+                <w:rFonts w:cstheme="minorHAnsi"/>
+                <w:sz w:val="28"/>
+                <w:szCs w:val="28"/>
+              </w:rPr>
+              <w:t xml:space="preserve"> user</w:t>
+            </w:r>
           </w:p>
         </w:tc>
         <w:tc>
@@ -12663,6 +12859,22 @@
                 <w:szCs w:val="28"/>
               </w:rPr>
             </w:pPr>
+            <w:r>
+              <w:rPr>
+                <w:rFonts w:cstheme="minorHAnsi"/>
+                <w:sz w:val="28"/>
+                <w:szCs w:val="28"/>
+              </w:rPr>
+              <w:t>Unique per</w:t>
+            </w:r>
+            <w:r>
+              <w:rPr>
+                <w:rFonts w:cstheme="minorHAnsi"/>
+                <w:sz w:val="28"/>
+                <w:szCs w:val="28"/>
+              </w:rPr>
+              <w:t xml:space="preserve"> product</w:t>
+            </w:r>
           </w:p>
         </w:tc>
         <w:tc>
@@ -12827,7 +13039,6 @@
                 <w:sz w:val="28"/>
                 <w:szCs w:val="28"/>
               </w:rPr>
-              <w:lastRenderedPageBreak/>
               <w:t>Origin</w:t>
             </w:r>
           </w:p>
@@ -13668,6 +13879,22 @@
                 <w:szCs w:val="28"/>
               </w:rPr>
             </w:pPr>
+            <w:r>
+              <w:rPr>
+                <w:rFonts w:cstheme="minorHAnsi"/>
+                <w:sz w:val="28"/>
+                <w:szCs w:val="28"/>
+              </w:rPr>
+              <w:t>Unique per</w:t>
+            </w:r>
+            <w:r>
+              <w:rPr>
+                <w:rFonts w:cstheme="minorHAnsi"/>
+                <w:sz w:val="28"/>
+                <w:szCs w:val="28"/>
+              </w:rPr>
+              <w:t xml:space="preserve"> user</w:t>
+            </w:r>
           </w:p>
         </w:tc>
         <w:tc>
@@ -13782,6 +14009,14 @@
                 <w:szCs w:val="28"/>
               </w:rPr>
             </w:pPr>
+            <w:r>
+              <w:rPr>
+                <w:rFonts w:cstheme="minorHAnsi"/>
+                <w:sz w:val="28"/>
+                <w:szCs w:val="28"/>
+              </w:rPr>
+              <w:t>User id</w:t>
+            </w:r>
           </w:p>
         </w:tc>
         <w:tc>
@@ -14841,8 +15076,10 @@
   </w:compat>
   <w:rsids>
     <w:rsidRoot w:val="007077DE"/>
+    <w:rsid w:val="005B571C"/>
     <w:rsid w:val="007077DE"/>
     <w:rsid w:val="008438C8"/>
+    <w:rsid w:val="00DA306A"/>
   </w:rsids>
   <m:mathPr>
     <m:mathFont m:val="Cambria Math"/>
